--- a/Documentazione/Projexa_Architettura_e_Sicurezza.docx
+++ b/Documentazione/Projexa_Architettura_e_Sicurezza.docx
@@ -3041,7 +3041,7 @@
                 <w:sz w:val="19"/>
                 <w:szCs w:val="19"/>
               </w:rPr>
-              <w:t xml:space="preserve">Dati applicativi sensibili</w:t>
+              <w:t xml:space="preserve">Dati personali e testi</w:t>
             </w:r>
           </w:p>
         </w:tc>
@@ -3068,6 +3068,60 @@
                 <w:szCs w:val="19"/>
               </w:rPr>
               <w:t xml:space="preserve">Cifratura a livello di campo con AES-256-GCM (chiave fuori dal database, solo sul server): sul database il valore è illeggibile, l'applicazione lo mostra in chiaro solo a chi ha i permessi</w:t>
+            </w:r>
+          </w:p>
+        </w:tc>
+      </w:tr>
+      <w:tr>
+        <w:tc>
+          <w:tcPr>
+            <w:tcW w:type="dxa" w:w="3470"/>
+            <w:tcMar>
+              <w:top w:type="dxa" w:w="60"/>
+              <w:left w:type="dxa" w:w="90"/>
+              <w:bottom w:type="dxa" w:w="60"/>
+              <w:right w:type="dxa" w:w="90"/>
+            </w:tcMar>
+          </w:tcPr>
+          <w:p>
+            <w:pPr>
+              <w:spacing w:after="40"/>
+            </w:pPr>
+            <w:r>
+              <w:rPr>
+                <w:rFonts w:ascii="Calibri" w:cs="Calibri" w:eastAsia="Calibri" w:hAnsi="Calibri"/>
+                <w:b w:val="false"/>
+                <w:bCs w:val="false"/>
+                <w:sz w:val="19"/>
+                <w:szCs w:val="19"/>
+              </w:rPr>
+              <w:t xml:space="preserve">Valori numerici e date</w:t>
+            </w:r>
+          </w:p>
+        </w:tc>
+        <w:tc>
+          <w:tcPr>
+            <w:tcW w:type="dxa" w:w="6168"/>
+            <w:tcMar>
+              <w:top w:type="dxa" w:w="60"/>
+              <w:left w:type="dxa" w:w="90"/>
+              <w:bottom w:type="dxa" w:w="60"/>
+              <w:right w:type="dxa" w:w="90"/>
+            </w:tcMar>
+          </w:tcPr>
+          <w:p>
+            <w:pPr>
+              <w:spacing w:after="40"/>
+            </w:pPr>
+            <w:r>
+              <w:rPr>
+                <w:rFonts w:ascii="Calibri" w:cs="Calibri" w:eastAsia="Calibri" w:hAnsi="Calibri"/>
+                <w:b w:val="false"/>
+                <w:bCs w:val="false"/>
+                <w:sz w:val="19"/>
+                <w:szCs w:val="19"/>
+              </w:rPr>
+              <w:t xml:space="preserve">Non cifrabili per campo (servono a somme, filtri e ordinamenti): protetti dalla cifratura del disco, dai permessi e dall'isolamento per utente</w:t>
             </w:r>
           </w:p>
         </w:tc>
@@ -3252,7 +3306,7 @@
           <w:sz w:val="21"/>
           <w:szCs w:val="21"/>
         </w:rPr>
-        <w:t xml:space="preserve">Stato attuale della cifratura di campo: </w:t>
+        <w:t xml:space="preserve">Copertura della cifratura di campo: </w:t>
       </w:r>
       <w:r>
         <w:rPr>
@@ -3261,7 +3315,7 @@
           <w:sz w:val="21"/>
           <w:szCs w:val="21"/>
         </w:rPr>
-        <w:t xml:space="preserve">è attiva sulle tabelle di lavoro principali (riunioni e recap, attività, rischi, Change Request, componenti del team, contatti, licenze, quotazioni e altre), ma non copre ancora tutto: la rubrica dei contatti, le impostazioni e la tabella MySupport sono in chiaro, mentre clienti e progetti sono cifrati solo in parte. Il completamento è nel piano (capitolo 16).</w:t>
+        <w:t xml:space="preserve">tutte le tabelle con dati personali o testi liberi: anagrafica e recapiti dei clienti, descrizioni e note dei progetti, rubrica, contatti, componenti dei team, riunioni e recap, attività, rischi, decisioni, Change Request, azioni del cliente, issue, task, operatori dei ticket MySupport, utenti. Restano in chiaro solo i campi tecnici usati dal server per filtrare e calcolare (stati, tipologie, anni, date, codici, numeri) e le impostazioni, che contengono configurazione e non dati personali. La regola è applicata a ogni scrittura e verificata sul database (ottobre 2026: nessun valore personale in chiaro).</w:t>
       </w:r>
     </w:p>
     <w:p>
@@ -4366,41 +4420,12 @@
                 <w:sz w:val="19"/>
                 <w:szCs w:val="19"/>
               </w:rPr>
-              <w:t xml:space="preserve">Ogni notte alle 05:30 una copia dei database viene caricata su un ambiente di staging presso Neon (PostgreSQL gestito), usato per i test</w:t>
+              <w:t xml:space="preserve">Ogni notte alle 05:30 una copia dei database viene caricata su Neon (PostgreSQL gestito, regione UE – Francoforte) e anonimizzata nella stessa transazione: token e chiavi cancellati, email, nominativi, telefoni, testi delle riunioni e anagrafica dei clienti sostituiti con valori fittizi. Se l'anonimizzazione fallisce, la copia non viene salvata.</w:t>
             </w:r>
           </w:p>
         </w:tc>
       </w:tr>
     </w:tbl>
-    <w:p>
-      <w:pPr>
-        <w:pBdr>
-          <w:left w:val="single" w:color="F59E0B" w:sz="18" w:space="6"/>
-        </w:pBdr>
-        <w:shd w:fill="FFFBEB" w:color="auto" w:val="clear"/>
-        <w:spacing w:after="160" w:before="120" w:line="264"/>
-      </w:pPr>
-      <w:r>
-        <w:rPr>
-          <w:rFonts w:ascii="Calibri" w:cs="Calibri" w:eastAsia="Calibri" w:hAnsi="Calibri"/>
-          <w:b/>
-          <w:bCs/>
-          <w:color w:val="92400E"/>
-          <w:sz w:val="21"/>
-          <w:szCs w:val="21"/>
-        </w:rPr>
-        <w:t xml:space="preserve">Da verificare: </w:t>
-      </w:r>
-      <w:r>
-        <w:rPr>
-          <w:rFonts w:ascii="Calibri" w:cs="Calibri" w:eastAsia="Calibri" w:hAnsi="Calibri"/>
-          <w:color w:val="92400E"/>
-          <w:sz w:val="21"/>
-          <w:szCs w:val="21"/>
-        </w:rPr>
-        <w:t xml:space="preserve">la copia notturna sullo staging Neon porta dati reali presso un fornitore terzo: va verificata la regione dei server Neon (UE o extra-UE), firmato il relativo accordo (DPA) oppure valutata la sostituzione con dati anonimizzati.</w:t>
-      </w:r>
-    </w:p>
     <w:p>
       <w:pPr>
         <w:pStyle w:val="Heading1"/>
@@ -5698,7 +5723,7 @@
                 <w:sz w:val="19"/>
                 <w:szCs w:val="19"/>
               </w:rPr>
-              <w:t xml:space="preserve">Copia dei database</w:t>
+              <w:t xml:space="preserve">Copia ANONIMIZZATA dei database (nessun dato personale né token)</w:t>
             </w:r>
           </w:p>
         </w:tc>
@@ -5724,7 +5749,7 @@
                 <w:sz w:val="19"/>
                 <w:szCs w:val="19"/>
               </w:rPr>
-              <w:t xml:space="preserve">[da verificare]</w:t>
+              <w:t xml:space="preserve">UE (Francoforte)</w:t>
             </w:r>
           </w:p>
         </w:tc>
@@ -6518,7 +6543,79 @@
           <w:sz w:val="21"/>
           <w:szCs w:val="21"/>
         </w:rPr>
-        <w:t xml:space="preserve">protezione contro richieste verso indirizzi interni, file caricati verificati, errori tecnici non esposti.</w:t>
+        <w:t xml:space="preserve">chiavi di cifratura e segreti del server ruotati a ottobre 2026, con ricifratura dei dati (verificato: tutti i valori cifrati si leggono con le chiavi nuove);</w:t>
+      </w:r>
+    </w:p>
+    <w:p>
+      <w:pPr>
+        <w:pStyle w:val="ListParagraph"/>
+        <w:numPr>
+          <w:ilvl w:val="0"/>
+          <w:numId w:val="2"/>
+        </w:numPr>
+        <w:spacing w:after="80" w:line="264"/>
+      </w:pPr>
+      <w:r>
+        <w:rPr>
+          <w:rFonts w:ascii="Calibri" w:cs="Calibri" w:eastAsia="Calibri" w:hAnsi="Calibri"/>
+          <w:sz w:val="21"/>
+          <w:szCs w:val="21"/>
+        </w:rPr>
+        <w:t xml:space="preserve">protezione contro richieste verso indirizzi interni, file caricati verificati, errori tecnici non esposti;</w:t>
+      </w:r>
+    </w:p>
+    <w:p>
+      <w:pPr>
+        <w:pStyle w:val="ListParagraph"/>
+        <w:numPr>
+          <w:ilvl w:val="0"/>
+          <w:numId w:val="2"/>
+        </w:numPr>
+        <w:spacing w:after="80" w:line="264"/>
+      </w:pPr>
+      <w:r>
+        <w:rPr>
+          <w:rFonts w:ascii="Calibri" w:cs="Calibri" w:eastAsia="Calibri" w:hAnsi="Calibri"/>
+          <w:sz w:val="21"/>
+          <w:szCs w:val="21"/>
+        </w:rPr>
+        <w:t xml:space="preserve">cifratura di campo estesa a tutte le tabelle con dati personali, con una regola per campo applicata a ogni scrittura e verifica sul database;</w:t>
+      </w:r>
+    </w:p>
+    <w:p>
+      <w:pPr>
+        <w:pStyle w:val="ListParagraph"/>
+        <w:numPr>
+          <w:ilvl w:val="0"/>
+          <w:numId w:val="2"/>
+        </w:numPr>
+        <w:spacing w:after="80" w:line="264"/>
+      </w:pPr>
+      <w:r>
+        <w:rPr>
+          <w:rFonts w:ascii="Calibri" w:cs="Calibri" w:eastAsia="Calibri" w:hAnsi="Calibri"/>
+          <w:sz w:val="21"/>
+          <w:szCs w:val="21"/>
+        </w:rPr>
+        <w:t xml:space="preserve">staging alimentato solo con dati anonimizzati;</w:t>
+      </w:r>
+    </w:p>
+    <w:p>
+      <w:pPr>
+        <w:pStyle w:val="ListParagraph"/>
+        <w:numPr>
+          <w:ilvl w:val="0"/>
+          <w:numId w:val="2"/>
+        </w:numPr>
+        <w:spacing w:after="80" w:line="264"/>
+      </w:pPr>
+      <w:r>
+        <w:rPr>
+          <w:rFonts w:ascii="Calibri" w:cs="Calibri" w:eastAsia="Calibri" w:hAnsi="Calibri"/>
+          <w:sz w:val="21"/>
+          <w:szCs w:val="21"/>
+        </w:rPr>
+        <w:t xml:space="preserve">verifica di tutti gli endpoint che scrivono dati (oltre 100): ognuno controlla azienda, proprietario e ruolo prima di scrivere; corretto l'import da file, che ora non può toccare le righe dei colleghi.</w:t>
       </w:r>
     </w:p>
     <w:p>
@@ -6640,246 +6737,6 @@
                 <w:szCs w:val="19"/>
               </w:rPr>
               <w:t xml:space="preserve">Nota</w:t>
-            </w:r>
-          </w:p>
-        </w:tc>
-      </w:tr>
-      <w:tr>
-        <w:tc>
-          <w:tcPr>
-            <w:tcW w:type="dxa" w:w="5301"/>
-            <w:tcMar>
-              <w:top w:type="dxa" w:w="60"/>
-              <w:left w:type="dxa" w:w="90"/>
-              <w:bottom w:type="dxa" w:w="60"/>
-              <w:right w:type="dxa" w:w="90"/>
-            </w:tcMar>
-          </w:tcPr>
-          <w:p>
-            <w:pPr>
-              <w:spacing w:after="40"/>
-            </w:pPr>
-            <w:r>
-              <w:rPr>
-                <w:rFonts w:ascii="Calibri" w:cs="Calibri" w:eastAsia="Calibri" w:hAnsi="Calibri"/>
-                <w:b w:val="false"/>
-                <w:bCs w:val="false"/>
-                <w:sz w:val="19"/>
-                <w:szCs w:val="19"/>
-              </w:rPr>
-              <w:t xml:space="preserve">Completare la cifratura di campo (rubrica, impostazioni, MySupport, clienti e progetti)</w:t>
-            </w:r>
-          </w:p>
-        </w:tc>
-        <w:tc>
-          <w:tcPr>
-            <w:tcW w:type="dxa" w:w="1253"/>
-            <w:tcMar>
-              <w:top w:type="dxa" w:w="60"/>
-              <w:left w:type="dxa" w:w="90"/>
-              <w:bottom w:type="dxa" w:w="60"/>
-              <w:right w:type="dxa" w:w="90"/>
-            </w:tcMar>
-          </w:tcPr>
-          <w:p>
-            <w:pPr>
-              <w:spacing w:after="40"/>
-            </w:pPr>
-            <w:r>
-              <w:rPr>
-                <w:rFonts w:ascii="Calibri" w:cs="Calibri" w:eastAsia="Calibri" w:hAnsi="Calibri"/>
-                <w:b w:val="false"/>
-                <w:bCs w:val="false"/>
-                <w:sz w:val="19"/>
-                <w:szCs w:val="19"/>
-              </w:rPr>
-              <w:t xml:space="preserve">Alta</w:t>
-            </w:r>
-          </w:p>
-        </w:tc>
-        <w:tc>
-          <w:tcPr>
-            <w:tcW w:type="dxa" w:w="3084"/>
-            <w:tcMar>
-              <w:top w:type="dxa" w:w="60"/>
-              <w:left w:type="dxa" w:w="90"/>
-              <w:bottom w:type="dxa" w:w="60"/>
-              <w:right w:type="dxa" w:w="90"/>
-            </w:tcMar>
-          </w:tcPr>
-          <w:p>
-            <w:pPr>
-              <w:spacing w:after="40"/>
-            </w:pPr>
-            <w:r>
-              <w:rPr>
-                <w:rFonts w:ascii="Calibri" w:cs="Calibri" w:eastAsia="Calibri" w:hAnsi="Calibri"/>
-                <w:b w:val="false"/>
-                <w:bCs w:val="false"/>
-                <w:sz w:val="19"/>
-                <w:szCs w:val="19"/>
-              </w:rPr>
-              <w:t xml:space="preserve">Tecnico</w:t>
-            </w:r>
-          </w:p>
-        </w:tc>
-      </w:tr>
-      <w:tr>
-        <w:tc>
-          <w:tcPr>
-            <w:tcW w:type="dxa" w:w="5301"/>
-            <w:tcMar>
-              <w:top w:type="dxa" w:w="60"/>
-              <w:left w:type="dxa" w:w="90"/>
-              <w:bottom w:type="dxa" w:w="60"/>
-              <w:right w:type="dxa" w:w="90"/>
-            </w:tcMar>
-          </w:tcPr>
-          <w:p>
-            <w:pPr>
-              <w:spacing w:after="40"/>
-            </w:pPr>
-            <w:r>
-              <w:rPr>
-                <w:rFonts w:ascii="Calibri" w:cs="Calibri" w:eastAsia="Calibri" w:hAnsi="Calibri"/>
-                <w:b w:val="false"/>
-                <w:bCs w:val="false"/>
-                <w:sz w:val="19"/>
-                <w:szCs w:val="19"/>
-              </w:rPr>
-              <w:t xml:space="preserve">Ruotare le chiavi di cifratura dopo l'esposizione accidentale di ottobre 2026</w:t>
-            </w:r>
-          </w:p>
-        </w:tc>
-        <w:tc>
-          <w:tcPr>
-            <w:tcW w:type="dxa" w:w="1253"/>
-            <w:tcMar>
-              <w:top w:type="dxa" w:w="60"/>
-              <w:left w:type="dxa" w:w="90"/>
-              <w:bottom w:type="dxa" w:w="60"/>
-              <w:right w:type="dxa" w:w="90"/>
-            </w:tcMar>
-          </w:tcPr>
-          <w:p>
-            <w:pPr>
-              <w:spacing w:after="40"/>
-            </w:pPr>
-            <w:r>
-              <w:rPr>
-                <w:rFonts w:ascii="Calibri" w:cs="Calibri" w:eastAsia="Calibri" w:hAnsi="Calibri"/>
-                <w:b w:val="false"/>
-                <w:bCs w:val="false"/>
-                <w:sz w:val="19"/>
-                <w:szCs w:val="19"/>
-              </w:rPr>
-              <w:t xml:space="preserve">Alta</w:t>
-            </w:r>
-          </w:p>
-        </w:tc>
-        <w:tc>
-          <w:tcPr>
-            <w:tcW w:type="dxa" w:w="3084"/>
-            <w:tcMar>
-              <w:top w:type="dxa" w:w="60"/>
-              <w:left w:type="dxa" w:w="90"/>
-              <w:bottom w:type="dxa" w:w="60"/>
-              <w:right w:type="dxa" w:w="90"/>
-            </w:tcMar>
-          </w:tcPr>
-          <w:p>
-            <w:pPr>
-              <w:spacing w:after="40"/>
-            </w:pPr>
-            <w:r>
-              <w:rPr>
-                <w:rFonts w:ascii="Calibri" w:cs="Calibri" w:eastAsia="Calibri" w:hAnsi="Calibri"/>
-                <w:b w:val="false"/>
-                <w:bCs w:val="false"/>
-                <w:sz w:val="19"/>
-                <w:szCs w:val="19"/>
-              </w:rPr>
-              <w:t xml:space="preserve">Richiede la ricifratura dei dati</w:t>
-            </w:r>
-          </w:p>
-        </w:tc>
-      </w:tr>
-      <w:tr>
-        <w:tc>
-          <w:tcPr>
-            <w:tcW w:type="dxa" w:w="5301"/>
-            <w:tcMar>
-              <w:top w:type="dxa" w:w="60"/>
-              <w:left w:type="dxa" w:w="90"/>
-              <w:bottom w:type="dxa" w:w="60"/>
-              <w:right w:type="dxa" w:w="90"/>
-            </w:tcMar>
-          </w:tcPr>
-          <w:p>
-            <w:pPr>
-              <w:spacing w:after="40"/>
-            </w:pPr>
-            <w:r>
-              <w:rPr>
-                <w:rFonts w:ascii="Calibri" w:cs="Calibri" w:eastAsia="Calibri" w:hAnsi="Calibri"/>
-                <w:b w:val="false"/>
-                <w:bCs w:val="false"/>
-                <w:sz w:val="19"/>
-                <w:szCs w:val="19"/>
-              </w:rPr>
-              <w:t xml:space="preserve">Staging Neon: regione, DPA o dati anonimizzati</w:t>
-            </w:r>
-          </w:p>
-        </w:tc>
-        <w:tc>
-          <w:tcPr>
-            <w:tcW w:type="dxa" w:w="1253"/>
-            <w:tcMar>
-              <w:top w:type="dxa" w:w="60"/>
-              <w:left w:type="dxa" w:w="90"/>
-              <w:bottom w:type="dxa" w:w="60"/>
-              <w:right w:type="dxa" w:w="90"/>
-            </w:tcMar>
-          </w:tcPr>
-          <w:p>
-            <w:pPr>
-              <w:spacing w:after="40"/>
-            </w:pPr>
-            <w:r>
-              <w:rPr>
-                <w:rFonts w:ascii="Calibri" w:cs="Calibri" w:eastAsia="Calibri" w:hAnsi="Calibri"/>
-                <w:b w:val="false"/>
-                <w:bCs w:val="false"/>
-                <w:sz w:val="19"/>
-                <w:szCs w:val="19"/>
-              </w:rPr>
-              <w:t xml:space="preserve">Alta</w:t>
-            </w:r>
-          </w:p>
-        </w:tc>
-        <w:tc>
-          <w:tcPr>
-            <w:tcW w:type="dxa" w:w="3084"/>
-            <w:tcMar>
-              <w:top w:type="dxa" w:w="60"/>
-              <w:left w:type="dxa" w:w="90"/>
-              <w:bottom w:type="dxa" w:w="60"/>
-              <w:right w:type="dxa" w:w="90"/>
-            </w:tcMar>
-          </w:tcPr>
-          <w:p>
-            <w:pPr>
-              <w:spacing w:after="40"/>
-            </w:pPr>
-            <w:r>
-              <w:rPr>
-                <w:rFonts w:ascii="Calibri" w:cs="Calibri" w:eastAsia="Calibri" w:hAnsi="Calibri"/>
-                <w:b w:val="false"/>
-                <w:bCs w:val="false"/>
-                <w:sz w:val="19"/>
-                <w:szCs w:val="19"/>
-              </w:rPr>
-              <w:t xml:space="preserve">GDPR, trasferimenti</w:t>
             </w:r>
           </w:p>
         </w:tc>

--- a/Documentazione/Projexa_Architettura_e_Sicurezza.docx
+++ b/Documentazione/Projexa_Architettura_e_Sicurezza.docx
@@ -3843,7 +3843,7 @@
                 <w:sz w:val="19"/>
                 <w:szCs w:val="19"/>
               </w:rPr>
-              <w:t>Accesso con Google o Microsoft (OAuth 2.0), solo per account già esistenti in un'azienda, e «magic link» via email, valido 60 secondi e utilizzabile una sola volta (anche dopo un riavvio del server). L'accesso con Microsoft è legato all'identificativo dell'account Microsoft, non al solo indirizzo email (modificabile dagli amministratori della directory).</w:t>
+              <w:t>Accesso con Google o Microsoft (OAuth 2.0), solo per account già esistenti in un'azienda, e «magic link» via email, valido 3 minuti e utilizzabile una sola volta (anche dopo un riavvio del server). L'accesso con Microsoft è legato all'identificativo dell'account Microsoft, non al solo indirizzo email (modificabile dagli amministratori della directory).</w:t>
             </w:r>
           </w:p>
         </w:tc>

--- a/Documentazione/Projexa_Architettura_e_Sicurezza.docx
+++ b/Documentazione/Projexa_Architettura_e_Sicurezza.docx
@@ -3843,7 +3843,7 @@
                 <w:sz w:val="19"/>
                 <w:szCs w:val="19"/>
               </w:rPr>
-              <w:t>Accesso con Google o Microsoft (OAuth 2.0), solo per account già esistenti in un'azienda, e «magic link» via email, valido 3 minuti e utilizzabile una sola volta (anche dopo un riavvio del server). L'accesso con Microsoft è legato all'identificativo dell'account Microsoft, non al solo indirizzo email (modificabile dagli amministratori della directory).</w:t>
+              <w:t>Accesso con Google o Microsoft (OAuth 2.0), solo per account già esistenti in un'azienda, e «magic link» via email, valido 5 minuti e utilizzabile una sola volta (anche dopo un riavvio del server). L'accesso con Microsoft è legato all'identificativo dell'account Microsoft, non al solo indirizzo email (modificabile dagli amministratori della directory).</w:t>
             </w:r>
           </w:p>
         </w:tc>

--- a/Documentazione/Projexa_Architettura_e_Sicurezza.docx
+++ b/Documentazione/Projexa_Architettura_e_Sicurezza.docx
@@ -1355,6 +1355,72 @@
         </w:p>
         <w:p>
           <w:pPr>
+            <w:pStyle w:val="Sommario2"/>
+            <w:tabs>
+              <w:tab w:val="right" w:leader="dot" w:pos="9628"/>
+            </w:tabs>
+            <w:rPr>
+              <w:rFonts w:asciiTheme="minorHAnsi" w:eastAsiaTheme="minorEastAsia" w:hAnsiTheme="minorHAnsi" w:cstheme="minorBidi"/>
+              <w:noProof/>
+              <w:kern w:val="2"/>
+              <w:sz w:val="24"/>
+              <w:szCs w:val="24"/>
+              <w14:ligatures w14:val="standardContextual"/>
+            </w:rPr>
+          </w:pPr>
+          <w:hyperlink w:anchor="_Toc_pii_133" w:history="1">
+            <w:r>
+              <w:rPr>
+                <w:rStyle w:val="Collegamentoipertestuale"/>
+                <w:noProof/>
+              </w:rPr>
+              <w:t>13.3 Anonimizzazione dei dati verso le AI esterne</w:t>
+            </w:r>
+            <w:r>
+              <w:rPr>
+                <w:noProof/>
+              </w:rPr>
+              <w:tab/>
+            </w:r>
+            <w:r>
+              <w:rPr>
+                <w:noProof/>
+              </w:rPr>
+              <w:fldChar w:fldCharType="begin"/>
+            </w:r>
+            <w:r>
+              <w:rPr>
+                <w:noProof/>
+              </w:rPr>
+              <w:instrText xml:space="preserve"> PAGEREF _Toc_pii_133 \h </w:instrText>
+            </w:r>
+            <w:r>
+              <w:rPr>
+                <w:noProof/>
+              </w:rPr>
+            </w:r>
+            <w:r>
+              <w:rPr>
+                <w:noProof/>
+              </w:rPr>
+              <w:fldChar w:fldCharType="separate"/>
+            </w:r>
+            <w:r>
+              <w:rPr>
+                <w:noProof/>
+              </w:rPr>
+              <w:t>8</w:t>
+            </w:r>
+            <w:r>
+              <w:rPr>
+                <w:noProof/>
+              </w:rPr>
+              <w:fldChar w:fldCharType="end"/>
+            </w:r>
+          </w:hyperlink>
+        </w:p>
+        <w:p>
+          <w:pPr>
             <w:pStyle w:val="Sommario1"/>
             <w:tabs>
               <w:tab w:val="right" w:leader="dot" w:pos="9628"/>
@@ -1815,7 +1881,7 @@
         <w:rPr>
           <w:color w:val="6B7280"/>
         </w:rPr>
-        <w:t>Versione del 17 ottobre 2026</w:t>
+        <w:t>Versione del 22 ottobre 2026</w:t>
       </w:r>
     </w:p>
     <w:p>
@@ -2433,7 +2499,7 @@
                 <w:sz w:val="19"/>
                 <w:szCs w:val="19"/>
               </w:rPr>
-              <w:t>Trascrizione audio (Whisper), AI locale per i recap (Ollama)</w:t>
+              <w:t>Trascrizione audio (Whisper, Parakeet), AI locale per i recap (Ollama), anonimizzazione dei dati verso le AI esterne (Presidio)</w:t>
             </w:r>
           </w:p>
         </w:tc>
@@ -6577,7 +6643,7 @@
         <w:t>AI esterne, a scelta dell'utente.</w:t>
       </w:r>
       <w:r>
-        <w:t xml:space="preserve"> L'utente può collegare il proprio account di un fornitore (OpenAI ChatGPT, Anthropic Claude, Google Gemini, Mistral) con la propria chiave API. Solo allora il testo necessario alla funzione richiesta viene inviato a quel fornitore, secondo le sue condizioni d'uso delle API.</w:t>
+        <w:t xml:space="preserve"> L'utente può collegare il proprio account di un fornitore (OpenAI ChatGPT, Anthropic Claude, Google Gemini, Mistral) con la propria chiave API. Solo allora il testo necessario alla funzione richiesta viene inviato a quel fornitore, secondo le sue condizioni d'uso delle API, e sempre dopo l'anonimizzazione descritta al punto 13.3.</w:t>
       </w:r>
     </w:p>
     <w:p>
@@ -6637,7 +6703,146 @@
         <w:t>Assistente PM durante le riunioni</w:t>
       </w:r>
       <w:r>
-        <w:t xml:space="preserve"> (facoltativo): può inviare audio o testo in tempo reale a Google Gemini; si attiva solo su scelta esplicita dell'utente.</w:t>
+        <w:t xml:space="preserve"> (facoltativo): può inviare audio o testo in tempo reale a Google Gemini; si attiva solo su scelta esplicita dell'utente. Il testo (istruzioni, dati del progetto, pezzi di trascrizione, domande) parte anonimizzato; l'audio, quando l'utente sceglie la modalità Audio live, non può essere anonimizzato.</w:t>
+      </w:r>
+    </w:p>
+    <w:p>
+      <w:pPr>
+        <w:pStyle w:val="Titolo2"/>
+        <w:spacing w:before="240" w:after="120"/>
+      </w:pPr>
+      <w:bookmarkStart w:id="9133" w:name="_Toc_pii_133"/>
+      <w:r>
+        <w:t>13.3 Anonimizzazione dei dati verso le AI esterne</w:t>
+      </w:r>
+      <w:bookmarkEnd w:id="9133"/>
+    </w:p>
+    <w:p>
+      <w:pPr>
+        <w:spacing w:after="120" w:line="276" w:lineRule="auto"/>
+      </w:pPr>
+      <w:r>
+        <w:t xml:space="preserve">Dal 22 ottobre 2026 ogni testo che Projexa invia a un'AI esterna (ChatGPT, Claude, Gemini, Mistral) passa da uno strato di anonimizzazione (Anonymization Layer, «PII masking») che gira sul server di Projexa. I dati personali vengono sostituiti da segnaposto neutri, per esempio [PERSONA_1], [AZIENDA_1], [EMAIL_1]; l'AI elabora il contenuto (decisioni, rischi, azioni, documenti) senza sapere a chi si riferisce, e quando la risposta torna Projexa rimette i valori veri prima di mostrarla o salvarla. Si separa così il valore dell'intelligenza artificiale dalla riservatezza del dato: si possono usare i modelli cloud più potenti ed economici togliendo loro la possibilità di capire a chi appartengono le informazioni.</w:t>
+      </w:r>
+    </w:p>
+    <w:p>
+      <w:pPr>
+        <w:pStyle w:val="Paragrafoelenco"/>
+        <w:numPr>
+          <w:ilvl w:val="0"/>
+          <w:numId w:val="2"/>
+        </w:numPr>
+        <w:spacing w:after="80" w:line="264" w:lineRule="auto"/>
+      </w:pPr>
+      <w:r>
+        <w:rPr>
+          <w:b/>
+          <w:bCs/>
+        </w:rPr>
+        <w:t xml:space="preserve">Quando si applica.</w:t>
+      </w:r>
+      <w:r>
+        <w:t xml:space="preserve"> In tutte le funzioni che usano un'AI esterna, in modalità Immediata e Batch: recap cliente e interno, To-Do, RAID e Change Request dalle riunioni, Kick-off, Offerta economica, Dossier Cliente, Email attività, funzioni del Cruscotto PM, finestra AI (richiesta, trascrizioni allegate e testo dei file Word, Excel, testo e PDF), chatbot di Projexa e Assistente PM in modalità Testo. Non si applica alle AI locali («Projexa», Ollama) né alla trascrizione sul server, perché in quei casi i dati non escono dal server.</w:t>
+      </w:r>
+    </w:p>
+    <w:p>
+      <w:pPr>
+        <w:pStyle w:val="Paragrafoelenco"/>
+        <w:numPr>
+          <w:ilvl w:val="0"/>
+          <w:numId w:val="2"/>
+        </w:numPr>
+        <w:spacing w:after="80" w:line="264" w:lineRule="auto"/>
+      </w:pPr>
+      <w:r>
+        <w:rPr>
+          <w:b/>
+          <w:bCs/>
+        </w:rPr>
+        <w:t xml:space="preserve">Come riconosce i dati.</w:t>
+      </w:r>
+      <w:r>
+        <w:t xml:space="preserve"> Tre livelli combinati: (1) i nomi già noti a Projexa per l'azienda dell'utente (clienti, contatti, rubrica, team di progetto, stakeholder, utenti), riconosciuti con precisione; (2) regole per email, telefoni, IBAN, carte di credito (con controllo Luhn), codici fiscali, partite IVA, indirizzi IP e URL; (3) riconoscimento automatico del linguaggio con Microsoft Presidio e il modello italiano spaCy it_core_news_lg (NER), per i nomi di persona non presenti in Projexa e per documenti d'identità, passaporti e patenti italiani.</w:t>
+      </w:r>
+    </w:p>
+    <w:p>
+      <w:pPr>
+        <w:pStyle w:val="Paragrafoelenco"/>
+        <w:numPr>
+          <w:ilvl w:val="0"/>
+          <w:numId w:val="2"/>
+        </w:numPr>
+        <w:spacing w:after="80" w:line="264" w:lineRule="auto"/>
+      </w:pPr>
+      <w:r>
+        <w:rPr>
+          <w:b/>
+          <w:bCs/>
+        </w:rPr>
+        <w:t xml:space="preserve">Dove restano le corrispondenze.</w:t>
+      </w:r>
+      <w:r>
+        <w:t xml:space="preserve"> La tabella segnaposto → valore esiste solo sul server: in memoria per la durata della richiesta (o della sessione dell'Assistente PM) e, per le richieste Batch che tornano anche ore dopo, nel database cifrata con AES-256-GCM e cancellata automaticamente dopo 7 giorni. Il servizio di riconoscimento è interno (127.0.0.1), non conserva i testi e nei log scrive solo conteggi, mai i dati trovati.</w:t>
+      </w:r>
+    </w:p>
+    <w:p>
+      <w:pPr>
+        <w:pStyle w:val="Paragrafoelenco"/>
+        <w:numPr>
+          <w:ilvl w:val="0"/>
+          <w:numId w:val="2"/>
+        </w:numPr>
+        <w:spacing w:after="80" w:line="264" w:lineRule="auto"/>
+      </w:pPr>
+      <w:r>
+        <w:rPr>
+          <w:b/>
+          <w:bCs/>
+        </w:rPr>
+        <w:t xml:space="preserve">Se il servizio non è disponibile.</w:t>
+      </w:r>
+      <w:r>
+        <w:t xml:space="preserve"> I livelli 1 e 2 (nomi noti e regole) restano sempre attivi. La configurazione può essere impostata per bloccare l'invio all'AI esterna quando il riconoscimento automatico non risponde, invece di proseguire con i soli livelli 1 e 2.</w:t>
+      </w:r>
+    </w:p>
+    <w:p>
+      <w:pPr>
+        <w:pStyle w:val="Paragrafoelenco"/>
+        <w:numPr>
+          <w:ilvl w:val="0"/>
+          <w:numId w:val="2"/>
+        </w:numPr>
+        <w:spacing w:after="80" w:line="264" w:lineRule="auto"/>
+      </w:pPr>
+      <w:r>
+        <w:rPr>
+          <w:b/>
+          <w:bCs/>
+        </w:rPr>
+        <w:t xml:space="preserve">Limiti.</w:t>
+      </w:r>
+      <w:r>
+        <w:t xml:space="preserve"> L'anonimizzazione è una pseudonimizzazione, non un'anonimizzazione assoluta: il contesto (ruoli, fatti, date, importi) resta, perché serve al lavoro dell'AI, e un riconoscimento automatico può non cogliere ogni dato. Le immagini, i PDF scansionati e l'audio (Assistente PM in Audio live, trascrizione con «Gemini trascrive») non sono anonimizzabili e partono come sono, solo su scelta dell'utente.</w:t>
+      </w:r>
+    </w:p>
+    <w:p>
+      <w:pPr>
+        <w:pStyle w:val="Paragrafoelenco"/>
+        <w:numPr>
+          <w:ilvl w:val="0"/>
+          <w:numId w:val="2"/>
+        </w:numPr>
+        <w:spacing w:after="80" w:line="264" w:lineRule="auto"/>
+      </w:pPr>
+      <w:r>
+        <w:rPr>
+          <w:b/>
+          <w:bCs/>
+        </w:rPr>
+        <w:t xml:space="preserve">Trasparenza.</w:t>
+      </w:r>
+      <w:r>
+        <w:t xml:space="preserve"> Nella finestra AI l'utente vede quanti dati sono stati anonimizzati e ripristinati; il server registra per ogni invio il numero di dati sostituiti per tipo.</w:t>
       </w:r>
     </w:p>
     <w:p>
@@ -7634,7 +7839,7 @@
                 <w:sz w:val="19"/>
                 <w:szCs w:val="19"/>
               </w:rPr>
-              <w:t>Dati di account, eventi, email, testi inviati all'AI</w:t>
+              <w:t>Dati di account, eventi, email, testi inviati all'AI (anonimizzati, punto 13.3)</w:t>
             </w:r>
           </w:p>
         </w:tc>
@@ -7934,7 +8139,7 @@
                 <w:sz w:val="19"/>
                 <w:szCs w:val="19"/>
               </w:rPr>
-              <w:t>Testi inviati per la funzione richiesta</w:t>
+              <w:t>Testi inviati per la funzione richiesta, anonimizzati (punto 13.3)</w:t>
             </w:r>
           </w:p>
         </w:tc>
@@ -8121,6 +8326,19 @@
       </w:pPr>
       <w:r>
         <w:t>staging alimentato solo con dati anonimizzati; conservazione automatica di trascrizioni e recap (24 mesi);</w:t>
+      </w:r>
+    </w:p>
+    <w:p>
+      <w:pPr>
+        <w:pStyle w:val="Paragrafoelenco"/>
+        <w:numPr>
+          <w:ilvl w:val="0"/>
+          <w:numId w:val="2"/>
+        </w:numPr>
+        <w:spacing w:after="80" w:line="264" w:lineRule="auto"/>
+      </w:pPr>
+      <w:r>
+        <w:t xml:space="preserve">anonimizzazione dei dati personali prima di ogni invio alle AI esterne, con ripristino dei valori solo sul server (22 ottobre 2026);</w:t>
       </w:r>
     </w:p>
     <w:p>

--- a/Documentazione/Projexa_Architettura_e_Sicurezza.docx
+++ b/Documentazione/Projexa_Architettura_e_Sicurezza.docx
@@ -2499,7 +2499,7 @@
                 <w:sz w:val="19"/>
                 <w:szCs w:val="19"/>
               </w:rPr>
-              <w:t>Trascrizione audio (Whisper, Parakeet), AI locale per i recap (Ollama), anonimizzazione dei dati verso le AI esterne (Presidio)</w:t>
+              <w:t xml:space="preserve">Trascrizione audio (Whisper, Parakeet), anonimizzazione dei dati verso le AI esterne (Presidio)</w:t>
             </w:r>
           </w:p>
         </w:tc>
@@ -2699,7 +2699,7 @@
         <w:t>Flusso di una richiesta.</w:t>
       </w:r>
       <w:r>
-        <w:t xml:space="preserve"> Il browser si collega a https://www.projexa.it; Caddy termina la connessione cifrata e la passa all'applicazione su un indirizzo interno (127.0.0.1); l'applicazione verifica la sessione, applica i permessi e interroga il database locale. Il database, i servizi di trascrizione e di AI locale non sono esposti su internet.</w:t>
+        <w:t xml:space="preserve"> Il browser si collega a https://www.projexa.it; Caddy termina la connessione cifrata e la passa all'applicazione su un indirizzo interno (127.0.0.1); l'applicazione verifica la sessione, applica i permessi e interroga il database locale. Il database, i servizi di trascrizione e di anonimizzazione non sono esposti su internet.</w:t>
       </w:r>
     </w:p>
     <w:p>
@@ -6620,10 +6620,10 @@
           <w:b/>
           <w:bCs/>
         </w:rPr>
-        <w:t>AI locale.</w:t>
-      </w:r>
-      <w:r>
-        <w:t xml:space="preserve"> Il recap può essere generato da un modello che gira sul server di Projexa (Ollama): in questo caso il testo non esce dal server.</w:t>
+        <w:t xml:space="preserve">Nessuna AI sul server.</w:t>
+      </w:r>
+      <w:r>
+        <w:t xml:space="preserve"> Dal 29 ottobre 2026 Projexa non ha più un modello di AI proprio (Ollama): recap, documenti e Assistente PM usano solo i fornitori esterni scelti dall'utente (ChatGPT, Claude, Gemini, Mistral). Sul server restano solo la trascrizione e l'anonimizzazione.</w:t>
       </w:r>
     </w:p>
     <w:p>
@@ -6742,7 +6742,7 @@
         <w:t xml:space="preserve">Quando si applica.</w:t>
       </w:r>
       <w:r>
-        <w:t xml:space="preserve"> In tutte le funzioni che usano un'AI esterna, in modalità Immediata e Batch: recap cliente e interno, To-Do, RAID e Change Request dalle riunioni, Kick-off, Offerta economica, Dossier Cliente, Email attività, funzioni del Cruscotto PM, finestra AI (richiesta, trascrizioni allegate e testo dei file Word, Excel, testo e PDF), chatbot di Projexa e Assistente PM in modalità Testo. Non si applica alle AI locali («Projexa», Ollama) né alla trascrizione sul server, perché in quei casi i dati non escono dal server.</w:t>
+        <w:t xml:space="preserve"> In tutte le funzioni che usano un'AI esterna, in modalità Immediata e Batch: recap cliente e interno, To-Do, RAID e Change Request dalle riunioni, Kick-off, Offerta economica, Dossier Cliente, Email attività, funzioni del Cruscotto PM, finestra AI (richiesta, trascrizioni allegate e testo dei file Word, Excel, testo e PDF), chatbot di Projexa e Assistente PM in modalità Testo. Non si applica alla trascrizione sul server, perché in quel caso i dati non escono dal server.</w:t>
       </w:r>
     </w:p>
     <w:p>

--- a/Documentazione/Projexa_Architettura_e_Sicurezza.docx
+++ b/Documentazione/Projexa_Architettura_e_Sicurezza.docx
@@ -6703,7 +6703,7 @@
         <w:t>Assistente PM durante le riunioni</w:t>
       </w:r>
       <w:r>
-        <w:t xml:space="preserve"> (facoltativo): può inviare audio o testo in tempo reale a Google Gemini; si attiva solo su scelta esplicita dell'utente. Il testo (istruzioni, dati del progetto, pezzi di trascrizione, domande) parte anonimizzato; l'audio, quando l'utente sceglie la modalità Audio live, non può essere anonimizzato.</w:t>
+        <w:t xml:space="preserve"> (facoltativo): invia l'audio della riunione in tempo reale all'AI scelta dall'utente (Google Gemini Live oppure OpenAI ChatGPT Realtime) attraverso un WebSocket con il server Projexa, che tiene la chiave API e non la passa al browser; l'AI restituisce solo suggerimenti, nessuna trascrizione. Si attiva solo su scelta esplicita dell'utente. Istruzioni, dati del progetto e domande scritte partono anonimizzati; l'audio non può essere anonimizzato.</w:t>
       </w:r>
     </w:p>
     <w:p>
@@ -6742,7 +6742,7 @@
         <w:t xml:space="preserve">Quando si applica.</w:t>
       </w:r>
       <w:r>
-        <w:t xml:space="preserve"> In tutte le funzioni che usano un'AI esterna, in modalità Immediata e Batch: recap cliente e interno, To-Do, RAID e Change Request dalle riunioni, Kick-off, Offerta economica, Dossier Cliente, Email attività, funzioni del Cruscotto PM, finestra AI (richiesta, trascrizioni allegate e testo dei file Word, Excel, testo e PDF), chatbot di Projexa e Assistente PM in modalità Testo. Non si applica alla trascrizione sul server, perché in quel caso i dati non escono dal server.</w:t>
+        <w:t xml:space="preserve"> In tutte le funzioni che usano un'AI esterna, in modalità Immediata e Batch: recap cliente e interno, To-Do, RAID e Change Request dalle riunioni, Kick-off, Offerta economica, Dossier Cliente, Email attività, funzioni del Cruscotto PM, finestra AI (richiesta, trascrizioni allegate e testo dei file Word, Excel, testo e PDF), chatbot di Projexa e domande scritte all'Assistente PM. Non si applica alla trascrizione sul server, perché in quel caso i dati non escono dal server.</w:t>
       </w:r>
     </w:p>
     <w:p>
